--- a/pdf/Announcements(a).docx
+++ b/pdf/Announcements(a).docx
@@ -1,6 +1,6 @@
 
 <file path=word/document.xml><?xml version="1.0" encoding="utf-8"?>
-<w:document xmlns:wpc="http://schemas.microsoft.com/office/word/2010/wordprocessingCanvas" xmlns:cx="http://schemas.microsoft.com/office/drawing/2014/chartex" xmlns:cx1="http://schemas.microsoft.com/office/drawing/2015/9/8/chartex" xmlns:cx2="http://schemas.microsoft.com/office/drawing/2015/10/21/chartex" xmlns:cx3="http://schemas.microsoft.com/office/drawing/2016/5/9/chartex" xmlns:cx4="http://schemas.microsoft.com/office/drawing/2016/5/10/chartex" xmlns:cx5="http://schemas.microsoft.com/office/drawing/2016/5/11/chartex" xmlns:cx6="http://schemas.microsoft.com/office/drawing/2016/5/12/chartex" xmlns:cx7="http://schemas.microsoft.com/office/drawing/2016/5/13/chartex" xmlns:cx8="http://schemas.microsoft.com/office/drawing/2016/5/14/chartex" xmlns:mc="http://schemas.openxmlformats.org/markup-compatibility/2006" xmlns:aink="http://schemas.microsoft.com/office/drawing/2016/ink" xmlns:am3d="http://schemas.microsoft.com/office/drawing/2017/model3d" xmlns:o="urn:schemas-microsoft-com:office:office" xmlns:oel="http://schemas.microsoft.com/office/2019/extlst" xmlns:r="http://schemas.openxmlformats.org/officeDocument/2006/relationships" xmlns:m="http://schemas.openxmlformats.org/officeDocument/2006/math" xmlns:v="urn:schemas-microsoft-com:vml" xmlns:wp14="http://schemas.microsoft.com/office/word/2010/wordprocessingDrawing" xmlns:wp="http://schemas.openxmlformats.org/drawingml/2006/wordprocessingDrawing" xmlns:w10="urn:schemas-microsoft-com:office:word" xmlns:w="http://schemas.openxmlformats.org/wordprocessingml/2006/main" xmlns:w14="http://schemas.microsoft.com/office/word/2010/wordml" xmlns:w15="http://schemas.microsoft.com/office/word/2012/wordml" xmlns:w16cex="http://schemas.microsoft.com/office/word/2018/wordml/cex" xmlns:w16cid="http://schemas.microsoft.com/office/word/2016/wordml/cid" xmlns:w16="http://schemas.microsoft.com/office/word/2018/wordml" xmlns:w16du="http://schemas.microsoft.com/office/word/2023/wordml/word16du" xmlns:w16sdtdh="http://schemas.microsoft.com/office/word/2020/wordml/sdtdatahash" xmlns:w16sdtfl="http://schemas.microsoft.com/office/word/2024/wordml/sdtformatlock" xmlns:w16se="http://schemas.microsoft.com/office/word/2015/wordml/symex" xmlns:wpg="http://schemas.microsoft.com/office/word/2010/wordprocessingGroup" xmlns:wpi="http://schemas.microsoft.com/office/word/2010/wordprocessingInk" xmlns:wne="http://schemas.microsoft.com/office/word/2006/wordml" xmlns:wps="http://schemas.microsoft.com/office/word/2010/wordprocessingShape" mc:Ignorable="w14 w15 w16se w16cid w16 w16cex w16sdtdh w16sdtfl w16du wp14">
+<w:document xmlns:wpc="http://schemas.microsoft.com/office/word/2010/wordprocessingCanvas" xmlns:cx="http://schemas.microsoft.com/office/drawing/2014/chartex" xmlns:cx1="http://schemas.microsoft.com/office/drawing/2015/9/8/chartex" xmlns:cx2="http://schemas.microsoft.com/office/drawing/2015/10/21/chartex" xmlns:cx3="http://schemas.microsoft.com/office/drawing/2016/5/9/chartex" xmlns:cx4="http://schemas.microsoft.com/office/drawing/2016/5/10/chartex" xmlns:cx5="http://schemas.microsoft.com/office/drawing/2016/5/11/chartex" xmlns:cx6="http://schemas.microsoft.com/office/drawing/2016/5/12/chartex" xmlns:cx7="http://schemas.microsoft.com/office/drawing/2016/5/13/chartex" xmlns:cx8="http://schemas.microsoft.com/office/drawing/2016/5/14/chartex" xmlns:mc="http://schemas.openxmlformats.org/markup-compatibility/2006" xmlns:aink="http://schemas.microsoft.com/office/drawing/2016/ink" xmlns:am3d="http://schemas.microsoft.com/office/drawing/2017/model3d" xmlns:o="urn:schemas-microsoft-com:office:office" xmlns:oel="http://schemas.microsoft.com/office/2019/extlst" xmlns:r="http://schemas.openxmlformats.org/officeDocument/2006/relationships" xmlns:m="http://schemas.openxmlformats.org/officeDocument/2006/math" xmlns:v="urn:schemas-microsoft-com:vml" xmlns:wp14="http://schemas.microsoft.com/office/word/2010/wordprocessingDrawing" xmlns:wp="http://schemas.openxmlformats.org/drawingml/2006/wordprocessingDrawing" xmlns:w10="urn:schemas-microsoft-com:office:word" xmlns:w="http://schemas.openxmlformats.org/wordprocessingml/2006/main" xmlns:w14="http://schemas.microsoft.com/office/word/2010/wordml" xmlns:w15="http://schemas.microsoft.com/office/word/2012/wordml" xmlns:w16cei="http://schemas.microsoft.com/office/word/2026/wordml/cei" xmlns:w16cex="http://schemas.microsoft.com/office/word/2018/wordml/cex" xmlns:w16cid="http://schemas.microsoft.com/office/word/2016/wordml/cid" xmlns:w16="http://schemas.microsoft.com/office/word/2018/wordml" xmlns:w16du="http://schemas.microsoft.com/office/word/2023/wordml/word16du" xmlns:w16sdtdh="http://schemas.microsoft.com/office/word/2020/wordml/sdtdatahash" xmlns:w16sdtfl="http://schemas.microsoft.com/office/word/2024/wordml/sdtformatlock" xmlns:w16se="http://schemas.microsoft.com/office/word/2015/wordml/symex" xmlns:wpg="http://schemas.microsoft.com/office/word/2010/wordprocessingGroup" xmlns:wpi="http://schemas.microsoft.com/office/word/2010/wordprocessingInk" xmlns:wne="http://schemas.microsoft.com/office/word/2006/wordml" xmlns:wps="http://schemas.microsoft.com/office/word/2010/wordprocessingShape" mc:Ignorable="w14 w15 w16se w16cid w16 w16cex w16sdtdh w16sdtfl w16du wp14">
   <w:body>
     <w:p>
       <w:pPr>
@@ -67,7 +67,7 @@
           <w:sz w:val="28"/>
           <w:szCs w:val="28"/>
         </w:rPr>
-        <w:t xml:space="preserve">July </w:t>
+        <w:t>August 1</w:t>
       </w:r>
       <w:r>
         <w:rPr>
@@ -75,8 +75,16 @@
           <w:bCs/>
           <w:sz w:val="28"/>
           <w:szCs w:val="28"/>
-        </w:rPr>
-        <w:t>25</w:t>
+          <w:vertAlign w:val="superscript"/>
+        </w:rPr>
+        <w:t>st</w:t>
+      </w:r>
+      <w:r>
+        <w:rPr>
+          <w:sz w:val="28"/>
+          <w:szCs w:val="28"/>
+        </w:rPr>
+        <w:t xml:space="preserve"> is titled: “</w:t>
       </w:r>
       <w:r>
         <w:rPr>
@@ -84,16 +92,8 @@
           <w:bCs/>
           <w:sz w:val="28"/>
           <w:szCs w:val="28"/>
-          <w:vertAlign w:val="superscript"/>
-        </w:rPr>
-        <w:t>th</w:t>
-      </w:r>
-      <w:r>
-        <w:rPr>
-          <w:sz w:val="28"/>
-          <w:szCs w:val="28"/>
-        </w:rPr>
-        <w:t xml:space="preserve"> is titled: “</w:t>
+        </w:rPr>
+        <w:t>Jesus Christ, World Conqueror – How and When?</w:t>
       </w:r>
       <w:r>
         <w:rPr>
@@ -102,7 +102,14 @@
           <w:sz w:val="28"/>
           <w:szCs w:val="28"/>
         </w:rPr>
-        <w:t>Make Jehovah Your Stronghold</w:t>
+        <w:t>”</w:t>
+      </w:r>
+      <w:r>
+        <w:rPr>
+          <w:sz w:val="28"/>
+          <w:szCs w:val="28"/>
+        </w:rPr>
+        <w:t xml:space="preserve">. It will be given by </w:t>
       </w:r>
       <w:r>
         <w:rPr>
@@ -111,14 +118,7 @@
           <w:sz w:val="28"/>
           <w:szCs w:val="28"/>
         </w:rPr>
-        <w:t>”</w:t>
-      </w:r>
-      <w:r>
-        <w:rPr>
-          <w:sz w:val="28"/>
-          <w:szCs w:val="28"/>
-        </w:rPr>
-        <w:t xml:space="preserve">. It will be given by </w:t>
+        <w:t>John Hunt</w:t>
       </w:r>
       <w:r>
         <w:rPr>
@@ -127,7 +127,14 @@
           <w:sz w:val="28"/>
           <w:szCs w:val="28"/>
         </w:rPr>
-        <w:t>Darell Rector</w:t>
+        <w:t xml:space="preserve"> </w:t>
+      </w:r>
+      <w:r>
+        <w:rPr>
+          <w:sz w:val="28"/>
+          <w:szCs w:val="28"/>
+        </w:rPr>
+        <w:t xml:space="preserve">of the </w:t>
       </w:r>
       <w:r>
         <w:rPr>
@@ -136,23 +143,7 @@
           <w:sz w:val="28"/>
           <w:szCs w:val="28"/>
         </w:rPr>
-        <w:t xml:space="preserve"> </w:t>
-      </w:r>
-      <w:r>
-        <w:rPr>
-          <w:sz w:val="28"/>
-          <w:szCs w:val="28"/>
-        </w:rPr>
-        <w:t xml:space="preserve">of the </w:t>
-      </w:r>
-      <w:r>
-        <w:rPr>
-          <w:b/>
-          <w:bCs/>
-          <w:sz w:val="28"/>
-          <w:szCs w:val="28"/>
-        </w:rPr>
-        <w:t>Bryans Road</w:t>
+        <w:t>Accokeek</w:t>
       </w:r>
       <w:r>
         <w:rPr>
@@ -200,37 +191,64 @@
           <w:sz w:val="28"/>
           <w:szCs w:val="28"/>
         </w:rPr>
-        <w:t>There will be a major mechanical upgrade here at the Kirby Rd Kingdom Hall from Monday, July 27</w:t>
-      </w:r>
-      <w:r>
-        <w:rPr>
-          <w:sz w:val="28"/>
-          <w:szCs w:val="28"/>
-          <w:vertAlign w:val="superscript"/>
-        </w:rPr>
-        <w:t>th</w:t>
-      </w:r>
-      <w:r>
-        <w:rPr>
-          <w:sz w:val="28"/>
-          <w:szCs w:val="28"/>
-        </w:rPr>
-        <w:t xml:space="preserve"> through Friday, July 31</w:t>
-      </w:r>
-      <w:r>
-        <w:rPr>
-          <w:sz w:val="28"/>
-          <w:szCs w:val="28"/>
-          <w:vertAlign w:val="superscript"/>
-        </w:rPr>
-        <w:t>st</w:t>
-      </w:r>
-      <w:r>
-        <w:rPr>
-          <w:sz w:val="28"/>
-          <w:szCs w:val="28"/>
-        </w:rPr>
-        <w:t xml:space="preserve">. The Kingdom Hall will be </w:t>
+        <w:t xml:space="preserve">The major mechanical upgrade here at </w:t>
+      </w:r>
+      <w:r>
+        <w:rPr>
+          <w:sz w:val="28"/>
+          <w:szCs w:val="28"/>
+        </w:rPr>
+        <w:t>our</w:t>
+      </w:r>
+      <w:r>
+        <w:rPr>
+          <w:sz w:val="28"/>
+          <w:szCs w:val="28"/>
+        </w:rPr>
+        <w:t xml:space="preserve"> Kirby Rd Kingdom Hall </w:t>
+      </w:r>
+      <w:r>
+        <w:rPr>
+          <w:sz w:val="28"/>
+          <w:szCs w:val="28"/>
+        </w:rPr>
+        <w:t>continues</w:t>
+      </w:r>
+      <w:r>
+        <w:rPr>
+          <w:sz w:val="28"/>
+          <w:szCs w:val="28"/>
+        </w:rPr>
+        <w:t>.</w:t>
+      </w:r>
+      <w:r>
+        <w:rPr>
+          <w:sz w:val="28"/>
+          <w:szCs w:val="28"/>
+        </w:rPr>
+        <w:br/>
+      </w:r>
+      <w:r>
+        <w:rPr>
+          <w:sz w:val="28"/>
+          <w:szCs w:val="28"/>
+        </w:rPr>
+        <w:br/>
+        <w:t xml:space="preserve">Field Service </w:t>
+      </w:r>
+      <w:r>
+        <w:rPr>
+          <w:sz w:val="28"/>
+          <w:szCs w:val="28"/>
+        </w:rPr>
+        <w:t>this</w:t>
+      </w:r>
+      <w:r>
+        <w:rPr>
+          <w:sz w:val="28"/>
+          <w:szCs w:val="28"/>
+        </w:rPr>
+        <w:t xml:space="preserve"> </w:t>
       </w:r>
       <w:r>
         <w:rPr>
@@ -239,44 +257,7 @@
           <w:sz w:val="28"/>
           <w:szCs w:val="28"/>
         </w:rPr>
-        <w:t>unavailable for ALL meetings during this time.</w:t>
-      </w:r>
-      <w:r>
-        <w:rPr>
-          <w:sz w:val="28"/>
-          <w:szCs w:val="28"/>
-        </w:rPr>
-        <w:t xml:space="preserve"> Our next CL&amp;M meeting on Wednesday, July 29</w:t>
-      </w:r>
-      <w:r>
-        <w:rPr>
-          <w:sz w:val="28"/>
-          <w:szCs w:val="28"/>
-          <w:vertAlign w:val="superscript"/>
-        </w:rPr>
-        <w:t>th</w:t>
-      </w:r>
-      <w:r>
-        <w:rPr>
-          <w:sz w:val="28"/>
-          <w:szCs w:val="28"/>
-        </w:rPr>
-        <w:t>, will be held on Zoom.</w:t>
-      </w:r>
-      <w:r>
-        <w:rPr>
-          <w:sz w:val="28"/>
-          <w:szCs w:val="28"/>
-        </w:rPr>
-        <w:br/>
-      </w:r>
-      <w:r>
-        <w:rPr>
-          <w:sz w:val="28"/>
-          <w:szCs w:val="28"/>
-        </w:rPr>
-        <w:br/>
-        <w:t xml:space="preserve">Field Service on </w:t>
+        <w:t>Thursday &amp; Friday</w:t>
       </w:r>
       <w:r>
         <w:rPr>
@@ -285,7 +266,7 @@
           <w:sz w:val="28"/>
           <w:szCs w:val="28"/>
         </w:rPr>
-        <w:t>Monday, July 27</w:t>
+        <w:t xml:space="preserve">, July </w:t>
       </w:r>
       <w:r>
         <w:rPr>
@@ -293,9 +274,8 @@
           <w:bCs/>
           <w:sz w:val="28"/>
           <w:szCs w:val="28"/>
-          <w:vertAlign w:val="superscript"/>
-        </w:rPr>
-        <w:t>th</w:t>
+        </w:rPr>
+        <w:t>30 - 31</w:t>
       </w:r>
       <w:r>
         <w:rPr>
@@ -311,7 +291,7 @@
           <w:sz w:val="28"/>
           <w:szCs w:val="28"/>
         </w:rPr>
-        <w:t>Krell</w:t>
+        <w:t>Sullivan</w:t>
       </w:r>
       <w:r>
         <w:rPr>
@@ -326,7 +306,14 @@
           <w:szCs w:val="28"/>
         </w:rPr>
         <w:br/>
-        <w:t xml:space="preserve">Field Service on </w:t>
+      </w:r>
+      <w:r>
+        <w:rPr>
+          <w:sz w:val="28"/>
+          <w:szCs w:val="28"/>
+        </w:rPr>
+        <w:br/>
+        <w:t xml:space="preserve">Any change, if any, to our </w:t>
       </w:r>
       <w:r>
         <w:rPr>
@@ -335,7 +322,14 @@
           <w:sz w:val="28"/>
           <w:szCs w:val="28"/>
         </w:rPr>
-        <w:t>Tuesday, July 28</w:t>
+        <w:t>In Person Saturday weekend meeting</w:t>
+      </w:r>
+      <w:r>
+        <w:rPr>
+          <w:sz w:val="28"/>
+          <w:szCs w:val="28"/>
+        </w:rPr>
+        <w:t xml:space="preserve">, will come through your Field Service group overseer and through the NW Publisher App. Otherwise, the </w:t>
       </w:r>
       <w:r>
         <w:rPr>
@@ -343,16 +337,8 @@
           <w:bCs/>
           <w:sz w:val="28"/>
           <w:szCs w:val="28"/>
-          <w:vertAlign w:val="superscript"/>
-        </w:rPr>
-        <w:t>th</w:t>
-      </w:r>
-      <w:r>
-        <w:rPr>
-          <w:sz w:val="28"/>
-          <w:szCs w:val="28"/>
-        </w:rPr>
-        <w:t xml:space="preserve"> will be from the </w:t>
+        </w:rPr>
+        <w:t xml:space="preserve">In Person </w:t>
       </w:r>
       <w:r>
         <w:rPr>
@@ -361,48 +347,7 @@
           <w:sz w:val="28"/>
           <w:szCs w:val="28"/>
         </w:rPr>
-        <w:t>Ruiz</w:t>
-      </w:r>
-      <w:r>
-        <w:rPr>
-          <w:sz w:val="28"/>
-          <w:szCs w:val="28"/>
-        </w:rPr>
-        <w:t xml:space="preserve"> home at 10:00am.</w:t>
-      </w:r>
-      <w:r>
-        <w:rPr>
-          <w:sz w:val="28"/>
-          <w:szCs w:val="28"/>
-        </w:rPr>
-        <w:br/>
-      </w:r>
-      <w:r>
-        <w:rPr>
-          <w:sz w:val="28"/>
-          <w:szCs w:val="28"/>
-        </w:rPr>
-        <w:br/>
-      </w:r>
-    </w:p>
-    <w:p>
-      <w:pPr>
-        <w:pStyle w:val="ListParagraph"/>
-        <w:numPr>
-          <w:ilvl w:val="0"/>
-          <w:numId w:val="12"/>
-        </w:numPr>
-        <w:rPr>
-          <w:sz w:val="28"/>
-          <w:szCs w:val="28"/>
-        </w:rPr>
-      </w:pPr>
-      <w:r>
-        <w:rPr>
-          <w:sz w:val="28"/>
-          <w:szCs w:val="28"/>
-        </w:rPr>
-        <w:t xml:space="preserve">The arrival of the printed hardcopy edition of </w:t>
+        <w:t xml:space="preserve">Saturday </w:t>
       </w:r>
       <w:r>
         <w:rPr>
@@ -411,14 +356,14 @@
           <w:sz w:val="28"/>
           <w:szCs w:val="28"/>
         </w:rPr>
-        <w:t>Walk Courageously With Jehovah</w:t>
-      </w:r>
-      <w:r>
-        <w:rPr>
-          <w:sz w:val="28"/>
-          <w:szCs w:val="28"/>
-        </w:rPr>
-        <w:t xml:space="preserve"> books is still pending. We will advise when they are available.</w:t>
+        <w:t>weekend meeting</w:t>
+      </w:r>
+      <w:r>
+        <w:rPr>
+          <w:sz w:val="28"/>
+          <w:szCs w:val="28"/>
+        </w:rPr>
+        <w:t xml:space="preserve"> will proceed as normal.  </w:t>
       </w:r>
       <w:r>
         <w:rPr>
@@ -427,72 +372,6 @@
         </w:rPr>
         <w:br/>
       </w:r>
-      <w:r>
-        <w:rPr>
-          <w:sz w:val="28"/>
-          <w:szCs w:val="28"/>
-        </w:rPr>
-        <w:br/>
-      </w:r>
-    </w:p>
-    <w:p>
-      <w:pPr>
-        <w:pStyle w:val="ListParagraph"/>
-        <w:numPr>
-          <w:ilvl w:val="0"/>
-          <w:numId w:val="12"/>
-        </w:numPr>
-        <w:rPr>
-          <w:sz w:val="28"/>
-          <w:szCs w:val="28"/>
-        </w:rPr>
-      </w:pPr>
-      <w:r>
-        <w:rPr>
-          <w:sz w:val="28"/>
-          <w:szCs w:val="28"/>
-        </w:rPr>
-        <w:t xml:space="preserve">Please extend a warm welcome to </w:t>
-      </w:r>
-      <w:r>
-        <w:rPr>
-          <w:b/>
-          <w:bCs/>
-          <w:sz w:val="28"/>
-          <w:szCs w:val="28"/>
-        </w:rPr>
-        <w:t>Diane Walker</w:t>
-      </w:r>
-      <w:r>
-        <w:rPr>
-          <w:sz w:val="28"/>
-          <w:szCs w:val="28"/>
-        </w:rPr>
-        <w:t xml:space="preserve"> to the South Clinton Congregation</w:t>
-      </w:r>
-      <w:r>
-        <w:rPr>
-          <w:sz w:val="28"/>
-          <w:szCs w:val="28"/>
-        </w:rPr>
-        <w:br/>
-      </w:r>
-      <w:r>
-        <w:rPr>
-          <w:sz w:val="28"/>
-          <w:szCs w:val="28"/>
-        </w:rPr>
-        <w:br/>
-      </w:r>
-    </w:p>
-    <w:p>
-      <w:pPr>
-        <w:pStyle w:val="ListParagraph"/>
-        <w:rPr>
-          <w:sz w:val="28"/>
-          <w:szCs w:val="28"/>
-        </w:rPr>
-      </w:pPr>
       <w:r>
         <w:rPr>
           <w:sz w:val="28"/>
@@ -627,7 +506,7 @@
 </file>
 
 <file path=word/endnotes.xml><?xml version="1.0" encoding="utf-8"?>
-<w:endnotes xmlns:wpc="http://schemas.microsoft.com/office/word/2010/wordprocessingCanvas" xmlns:cx="http://schemas.microsoft.com/office/drawing/2014/chartex" xmlns:cx1="http://schemas.microsoft.com/office/drawing/2015/9/8/chartex" xmlns:cx2="http://schemas.microsoft.com/office/drawing/2015/10/21/chartex" xmlns:cx3="http://schemas.microsoft.com/office/drawing/2016/5/9/chartex" xmlns:cx4="http://schemas.microsoft.com/office/drawing/2016/5/10/chartex" xmlns:cx5="http://schemas.microsoft.com/office/drawing/2016/5/11/chartex" xmlns:cx6="http://schemas.microsoft.com/office/drawing/2016/5/12/chartex" xmlns:cx7="http://schemas.microsoft.com/office/drawing/2016/5/13/chartex" xmlns:cx8="http://schemas.microsoft.com/office/drawing/2016/5/14/chartex" xmlns:mc="http://schemas.openxmlformats.org/markup-compatibility/2006" xmlns:aink="http://schemas.microsoft.com/office/drawing/2016/ink" xmlns:am3d="http://schemas.microsoft.com/office/drawing/2017/model3d" xmlns:o="urn:schemas-microsoft-com:office:office" xmlns:oel="http://schemas.microsoft.com/office/2019/extlst" xmlns:r="http://schemas.openxmlformats.org/officeDocument/2006/relationships" xmlns:m="http://schemas.openxmlformats.org/officeDocument/2006/math" xmlns:v="urn:schemas-microsoft-com:vml" xmlns:wp14="http://schemas.microsoft.com/office/word/2010/wordprocessingDrawing" xmlns:wp="http://schemas.openxmlformats.org/drawingml/2006/wordprocessingDrawing" xmlns:w10="urn:schemas-microsoft-com:office:word" xmlns:w="http://schemas.openxmlformats.org/wordprocessingml/2006/main" xmlns:w14="http://schemas.microsoft.com/office/word/2010/wordml" xmlns:w15="http://schemas.microsoft.com/office/word/2012/wordml" xmlns:w16cex="http://schemas.microsoft.com/office/word/2018/wordml/cex" xmlns:w16cid="http://schemas.microsoft.com/office/word/2016/wordml/cid" xmlns:w16="http://schemas.microsoft.com/office/word/2018/wordml" xmlns:w16du="http://schemas.microsoft.com/office/word/2023/wordml/word16du" xmlns:w16sdtdh="http://schemas.microsoft.com/office/word/2020/wordml/sdtdatahash" xmlns:w16sdtfl="http://schemas.microsoft.com/office/word/2024/wordml/sdtformatlock" xmlns:w16se="http://schemas.microsoft.com/office/word/2015/wordml/symex" xmlns:wpg="http://schemas.microsoft.com/office/word/2010/wordprocessingGroup" xmlns:wpi="http://schemas.microsoft.com/office/word/2010/wordprocessingInk" xmlns:wne="http://schemas.microsoft.com/office/word/2006/wordml" xmlns:wps="http://schemas.microsoft.com/office/word/2010/wordprocessingShape" mc:Ignorable="w14 w15 w16se w16cid w16 w16cex w16sdtdh w16sdtfl w16du wp14">
+<w:endnotes xmlns:wpc="http://schemas.microsoft.com/office/word/2010/wordprocessingCanvas" xmlns:cx="http://schemas.microsoft.com/office/drawing/2014/chartex" xmlns:cx1="http://schemas.microsoft.com/office/drawing/2015/9/8/chartex" xmlns:cx2="http://schemas.microsoft.com/office/drawing/2015/10/21/chartex" xmlns:cx3="http://schemas.microsoft.com/office/drawing/2016/5/9/chartex" xmlns:cx4="http://schemas.microsoft.com/office/drawing/2016/5/10/chartex" xmlns:cx5="http://schemas.microsoft.com/office/drawing/2016/5/11/chartex" xmlns:cx6="http://schemas.microsoft.com/office/drawing/2016/5/12/chartex" xmlns:cx7="http://schemas.microsoft.com/office/drawing/2016/5/13/chartex" xmlns:cx8="http://schemas.microsoft.com/office/drawing/2016/5/14/chartex" xmlns:mc="http://schemas.openxmlformats.org/markup-compatibility/2006" xmlns:aink="http://schemas.microsoft.com/office/drawing/2016/ink" xmlns:am3d="http://schemas.microsoft.com/office/drawing/2017/model3d" xmlns:o="urn:schemas-microsoft-com:office:office" xmlns:oel="http://schemas.microsoft.com/office/2019/extlst" xmlns:r="http://schemas.openxmlformats.org/officeDocument/2006/relationships" xmlns:m="http://schemas.openxmlformats.org/officeDocument/2006/math" xmlns:v="urn:schemas-microsoft-com:vml" xmlns:wp14="http://schemas.microsoft.com/office/word/2010/wordprocessingDrawing" xmlns:wp="http://schemas.openxmlformats.org/drawingml/2006/wordprocessingDrawing" xmlns:w10="urn:schemas-microsoft-com:office:word" xmlns:w="http://schemas.openxmlformats.org/wordprocessingml/2006/main" xmlns:w14="http://schemas.microsoft.com/office/word/2010/wordml" xmlns:w15="http://schemas.microsoft.com/office/word/2012/wordml" xmlns:w16cei="http://schemas.microsoft.com/office/word/2026/wordml/cei" xmlns:w16cex="http://schemas.microsoft.com/office/word/2018/wordml/cex" xmlns:w16cid="http://schemas.microsoft.com/office/word/2016/wordml/cid" xmlns:w16="http://schemas.microsoft.com/office/word/2018/wordml" xmlns:w16du="http://schemas.microsoft.com/office/word/2023/wordml/word16du" xmlns:w16sdtdh="http://schemas.microsoft.com/office/word/2020/wordml/sdtdatahash" xmlns:w16sdtfl="http://schemas.microsoft.com/office/word/2024/wordml/sdtformatlock" xmlns:w16se="http://schemas.microsoft.com/office/word/2015/wordml/symex" xmlns:wpg="http://schemas.microsoft.com/office/word/2010/wordprocessingGroup" xmlns:wpi="http://schemas.microsoft.com/office/word/2010/wordprocessingInk" xmlns:wne="http://schemas.microsoft.com/office/word/2006/wordml" xmlns:wps="http://schemas.microsoft.com/office/word/2010/wordprocessingShape" mc:Ignorable="w14 w15 w16se w16cid w16 w16cex w16sdtdh w16sdtfl w16du wp14">
   <w:endnote w:type="separator" w:id="-1">
     <w:p>
       <w:pPr>
@@ -652,7 +531,7 @@
 </file>
 
 <file path=word/footnotes.xml><?xml version="1.0" encoding="utf-8"?>
-<w:footnotes xmlns:wpc="http://schemas.microsoft.com/office/word/2010/wordprocessingCanvas" xmlns:cx="http://schemas.microsoft.com/office/drawing/2014/chartex" xmlns:cx1="http://schemas.microsoft.com/office/drawing/2015/9/8/chartex" xmlns:cx2="http://schemas.microsoft.com/office/drawing/2015/10/21/chartex" xmlns:cx3="http://schemas.microsoft.com/office/drawing/2016/5/9/chartex" xmlns:cx4="http://schemas.microsoft.com/office/drawing/2016/5/10/chartex" xmlns:cx5="http://schemas.microsoft.com/office/drawing/2016/5/11/chartex" xmlns:cx6="http://schemas.microsoft.com/office/drawing/2016/5/12/chartex" xmlns:cx7="http://schemas.microsoft.com/office/drawing/2016/5/13/chartex" xmlns:cx8="http://schemas.microsoft.com/office/drawing/2016/5/14/chartex" xmlns:mc="http://schemas.openxmlformats.org/markup-compatibility/2006" xmlns:aink="http://schemas.microsoft.com/office/drawing/2016/ink" xmlns:am3d="http://schemas.microsoft.com/office/drawing/2017/model3d" xmlns:o="urn:schemas-microsoft-com:office:office" xmlns:oel="http://schemas.microsoft.com/office/2019/extlst" xmlns:r="http://schemas.openxmlformats.org/officeDocument/2006/relationships" xmlns:m="http://schemas.openxmlformats.org/officeDocument/2006/math" xmlns:v="urn:schemas-microsoft-com:vml" xmlns:wp14="http://schemas.microsoft.com/office/word/2010/wordprocessingDrawing" xmlns:wp="http://schemas.openxmlformats.org/drawingml/2006/wordprocessingDrawing" xmlns:w10="urn:schemas-microsoft-com:office:word" xmlns:w="http://schemas.openxmlformats.org/wordprocessingml/2006/main" xmlns:w14="http://schemas.microsoft.com/office/word/2010/wordml" xmlns:w15="http://schemas.microsoft.com/office/word/2012/wordml" xmlns:w16cex="http://schemas.microsoft.com/office/word/2018/wordml/cex" xmlns:w16cid="http://schemas.microsoft.com/office/word/2016/wordml/cid" xmlns:w16="http://schemas.microsoft.com/office/word/2018/wordml" xmlns:w16du="http://schemas.microsoft.com/office/word/2023/wordml/word16du" xmlns:w16sdtdh="http://schemas.microsoft.com/office/word/2020/wordml/sdtdatahash" xmlns:w16sdtfl="http://schemas.microsoft.com/office/word/2024/wordml/sdtformatlock" xmlns:w16se="http://schemas.microsoft.com/office/word/2015/wordml/symex" xmlns:wpg="http://schemas.microsoft.com/office/word/2010/wordprocessingGroup" xmlns:wpi="http://schemas.microsoft.com/office/word/2010/wordprocessingInk" xmlns:wne="http://schemas.microsoft.com/office/word/2006/wordml" xmlns:wps="http://schemas.microsoft.com/office/word/2010/wordprocessingShape" mc:Ignorable="w14 w15 w16se w16cid w16 w16cex w16sdtdh w16sdtfl w16du wp14">
+<w:footnotes xmlns:wpc="http://schemas.microsoft.com/office/word/2010/wordprocessingCanvas" xmlns:cx="http://schemas.microsoft.com/office/drawing/2014/chartex" xmlns:cx1="http://schemas.microsoft.com/office/drawing/2015/9/8/chartex" xmlns:cx2="http://schemas.microsoft.com/office/drawing/2015/10/21/chartex" xmlns:cx3="http://schemas.microsoft.com/office/drawing/2016/5/9/chartex" xmlns:cx4="http://schemas.microsoft.com/office/drawing/2016/5/10/chartex" xmlns:cx5="http://schemas.microsoft.com/office/drawing/2016/5/11/chartex" xmlns:cx6="http://schemas.microsoft.com/office/drawing/2016/5/12/chartex" xmlns:cx7="http://schemas.microsoft.com/office/drawing/2016/5/13/chartex" xmlns:cx8="http://schemas.microsoft.com/office/drawing/2016/5/14/chartex" xmlns:mc="http://schemas.openxmlformats.org/markup-compatibility/2006" xmlns:aink="http://schemas.microsoft.com/office/drawing/2016/ink" xmlns:am3d="http://schemas.microsoft.com/office/drawing/2017/model3d" xmlns:o="urn:schemas-microsoft-com:office:office" xmlns:oel="http://schemas.microsoft.com/office/2019/extlst" xmlns:r="http://schemas.openxmlformats.org/officeDocument/2006/relationships" xmlns:m="http://schemas.openxmlformats.org/officeDocument/2006/math" xmlns:v="urn:schemas-microsoft-com:vml" xmlns:wp14="http://schemas.microsoft.com/office/word/2010/wordprocessingDrawing" xmlns:wp="http://schemas.openxmlformats.org/drawingml/2006/wordprocessingDrawing" xmlns:w10="urn:schemas-microsoft-com:office:word" xmlns:w="http://schemas.openxmlformats.org/wordprocessingml/2006/main" xmlns:w14="http://schemas.microsoft.com/office/word/2010/wordml" xmlns:w15="http://schemas.microsoft.com/office/word/2012/wordml" xmlns:w16cei="http://schemas.microsoft.com/office/word/2026/wordml/cei" xmlns:w16cex="http://schemas.microsoft.com/office/word/2018/wordml/cex" xmlns:w16cid="http://schemas.microsoft.com/office/word/2016/wordml/cid" xmlns:w16="http://schemas.microsoft.com/office/word/2018/wordml" xmlns:w16du="http://schemas.microsoft.com/office/word/2023/wordml/word16du" xmlns:w16sdtdh="http://schemas.microsoft.com/office/word/2020/wordml/sdtdatahash" xmlns:w16sdtfl="http://schemas.microsoft.com/office/word/2024/wordml/sdtformatlock" xmlns:w16se="http://schemas.microsoft.com/office/word/2015/wordml/symex" xmlns:wpg="http://schemas.microsoft.com/office/word/2010/wordprocessingGroup" xmlns:wpi="http://schemas.microsoft.com/office/word/2010/wordprocessingInk" xmlns:wne="http://schemas.microsoft.com/office/word/2006/wordml" xmlns:wps="http://schemas.microsoft.com/office/word/2010/wordprocessingShape" mc:Ignorable="w14 w15 w16se w16cid w16 w16cex w16sdtdh w16sdtfl w16du wp14">
   <w:footnote w:type="separator" w:id="-1">
     <w:p>
       <w:pPr>
@@ -677,7 +556,7 @@
 </file>
 
 <file path=word/numbering.xml><?xml version="1.0" encoding="utf-8"?>
-<w:numbering xmlns:wpc="http://schemas.microsoft.com/office/word/2010/wordprocessingCanvas" xmlns:cx="http://schemas.microsoft.com/office/drawing/2014/chartex" xmlns:cx1="http://schemas.microsoft.com/office/drawing/2015/9/8/chartex" xmlns:cx2="http://schemas.microsoft.com/office/drawing/2015/10/21/chartex" xmlns:cx3="http://schemas.microsoft.com/office/drawing/2016/5/9/chartex" xmlns:cx4="http://schemas.microsoft.com/office/drawing/2016/5/10/chartex" xmlns:cx5="http://schemas.microsoft.com/office/drawing/2016/5/11/chartex" xmlns:cx6="http://schemas.microsoft.com/office/drawing/2016/5/12/chartex" xmlns:cx7="http://schemas.microsoft.com/office/drawing/2016/5/13/chartex" xmlns:cx8="http://schemas.microsoft.com/office/drawing/2016/5/14/chartex" xmlns:mc="http://schemas.openxmlformats.org/markup-compatibility/2006" xmlns:aink="http://schemas.microsoft.com/office/drawing/2016/ink" xmlns:am3d="http://schemas.microsoft.com/office/drawing/2017/model3d" xmlns:o="urn:schemas-microsoft-com:office:office" xmlns:oel="http://schemas.microsoft.com/office/2019/extlst" xmlns:r="http://schemas.openxmlformats.org/officeDocument/2006/relationships" xmlns:m="http://schemas.openxmlformats.org/officeDocument/2006/math" xmlns:v="urn:schemas-microsoft-com:vml" xmlns:wp14="http://schemas.microsoft.com/office/word/2010/wordprocessingDrawing" xmlns:wp="http://schemas.openxmlformats.org/drawingml/2006/wordprocessingDrawing" xmlns:w10="urn:schemas-microsoft-com:office:word" xmlns:w="http://schemas.openxmlformats.org/wordprocessingml/2006/main" xmlns:w14="http://schemas.microsoft.com/office/word/2010/wordml" xmlns:w15="http://schemas.microsoft.com/office/word/2012/wordml" xmlns:w16cex="http://schemas.microsoft.com/office/word/2018/wordml/cex" xmlns:w16cid="http://schemas.microsoft.com/office/word/2016/wordml/cid" xmlns:w16="http://schemas.microsoft.com/office/word/2018/wordml" xmlns:w16du="http://schemas.microsoft.com/office/word/2023/wordml/word16du" xmlns:w16sdtdh="http://schemas.microsoft.com/office/word/2020/wordml/sdtdatahash" xmlns:w16sdtfl="http://schemas.microsoft.com/office/word/2024/wordml/sdtformatlock" xmlns:w16se="http://schemas.microsoft.com/office/word/2015/wordml/symex" xmlns:wpg="http://schemas.microsoft.com/office/word/2010/wordprocessingGroup" xmlns:wpi="http://schemas.microsoft.com/office/word/2010/wordprocessingInk" xmlns:wne="http://schemas.microsoft.com/office/word/2006/wordml" xmlns:wps="http://schemas.microsoft.com/office/word/2010/wordprocessingShape" mc:Ignorable="w14 w15 w16se w16cid w16 w16cex w16sdtdh w16sdtfl w16du wp14">
+<w:numbering xmlns:wpc="http://schemas.microsoft.com/office/word/2010/wordprocessingCanvas" xmlns:cx="http://schemas.microsoft.com/office/drawing/2014/chartex" xmlns:cx1="http://schemas.microsoft.com/office/drawing/2015/9/8/chartex" xmlns:cx2="http://schemas.microsoft.com/office/drawing/2015/10/21/chartex" xmlns:cx3="http://schemas.microsoft.com/office/drawing/2016/5/9/chartex" xmlns:cx4="http://schemas.microsoft.com/office/drawing/2016/5/10/chartex" xmlns:cx5="http://schemas.microsoft.com/office/drawing/2016/5/11/chartex" xmlns:cx6="http://schemas.microsoft.com/office/drawing/2016/5/12/chartex" xmlns:cx7="http://schemas.microsoft.com/office/drawing/2016/5/13/chartex" xmlns:cx8="http://schemas.microsoft.com/office/drawing/2016/5/14/chartex" xmlns:mc="http://schemas.openxmlformats.org/markup-compatibility/2006" xmlns:aink="http://schemas.microsoft.com/office/drawing/2016/ink" xmlns:am3d="http://schemas.microsoft.com/office/drawing/2017/model3d" xmlns:o="urn:schemas-microsoft-com:office:office" xmlns:oel="http://schemas.microsoft.com/office/2019/extlst" xmlns:r="http://schemas.openxmlformats.org/officeDocument/2006/relationships" xmlns:m="http://schemas.openxmlformats.org/officeDocument/2006/math" xmlns:v="urn:schemas-microsoft-com:vml" xmlns:wp14="http://schemas.microsoft.com/office/word/2010/wordprocessingDrawing" xmlns:wp="http://schemas.openxmlformats.org/drawingml/2006/wordprocessingDrawing" xmlns:w10="urn:schemas-microsoft-com:office:word" xmlns:w="http://schemas.openxmlformats.org/wordprocessingml/2006/main" xmlns:w14="http://schemas.microsoft.com/office/word/2010/wordml" xmlns:w15="http://schemas.microsoft.com/office/word/2012/wordml" xmlns:w16cei="http://schemas.microsoft.com/office/word/2026/wordml/cei" xmlns:w16cex="http://schemas.microsoft.com/office/word/2018/wordml/cex" xmlns:w16cid="http://schemas.microsoft.com/office/word/2016/wordml/cid" xmlns:w16="http://schemas.microsoft.com/office/word/2018/wordml" xmlns:w16du="http://schemas.microsoft.com/office/word/2023/wordml/word16du" xmlns:w16sdtdh="http://schemas.microsoft.com/office/word/2020/wordml/sdtdatahash" xmlns:w16sdtfl="http://schemas.microsoft.com/office/word/2024/wordml/sdtformatlock" xmlns:w16se="http://schemas.microsoft.com/office/word/2015/wordml/symex" xmlns:wpg="http://schemas.microsoft.com/office/word/2010/wordprocessingGroup" xmlns:wpi="http://schemas.microsoft.com/office/word/2010/wordprocessingInk" xmlns:wne="http://schemas.microsoft.com/office/word/2006/wordml" xmlns:wps="http://schemas.microsoft.com/office/word/2010/wordprocessingShape" mc:Ignorable="w14 w15 w16se w16cid w16 w16cex w16sdtdh w16sdtfl w16du wp14">
   <w:abstractNum w:abstractNumId="0" w15:restartNumberingAfterBreak="0">
     <w:nsid w:val="03F57A53"/>
     <w:multiLevelType w:val="hybridMultilevel"/>
